--- a/Backend/Director_Disclosure/Output_Disclosures/2024-25/PETRONET_ENERGY_LIMITED/MBP-1/MBP1_RAKESH_KUMAR_MISHRA_10798340.docx
+++ b/Backend/Director_Disclosure/Output_Disclosures/2024-25/PETRONET_ENERGY_LIMITED/MBP-1/MBP1_RAKESH_KUMAR_MISHRA_10798340.docx
@@ -93,28 +93,13 @@
     </w:p>
     <w:p>
       <w:pPr>
-        <w:spacing w:before="0" w:after="0"/>
-        <w:jc w:val="left"/>
-      </w:pPr>
-      <w:r>
-        <w:rPr>
-          <w:rFonts w:ascii="Adani" w:hAnsi="Adani"/>
-          <w:b w:val="0"/>
-          <w:sz w:val="20"/>
-          <w:u w:val="none"/>
-        </w:rPr>
-        <w:t>ADANI PETRONET (DAHEJ) PORT LIMITED</w:t>
-      </w:r>
-    </w:p>
-    <w:p>
-      <w:pPr>
         <w:spacing w:before="0" w:after="160"/>
         <w:jc w:val="left"/>
       </w:pPr>
       <w:r>
         <w:rPr>
           <w:rFonts w:ascii="Adani" w:hAnsi="Adani"/>
-          <w:b w:val="0"/>
+          <w:b/>
           <w:sz w:val="20"/>
           <w:u w:val="none"/>
         </w:rPr>
@@ -867,7 +852,7 @@
                 <w:sz w:val="18"/>
                 <w:u w:val="none"/>
               </w:rPr>
-              <w:t>Date:   07th May, 2026</w:t>
+              <w:t>Date:   15th May, 2026</w:t>
             </w:r>
           </w:p>
         </w:tc>
@@ -1133,174 +1118,441 @@
         <w:t>:</w:t>
       </w:r>
     </w:p>
-    <w:p>
-      <w:pPr>
-        <w:pStyle w:val="ListNumber"/>
-        <w:spacing w:before="0" w:after="40"/>
-        <w:ind w:left="720"/>
-      </w:pPr>
-      <w:r>
-        <w:rPr>
-          <w:rFonts w:ascii="Adani" w:hAnsi="Adani"/>
-          <w:b w:val="0"/>
-          <w:sz w:val="20"/>
-          <w:u w:val="none"/>
-        </w:rPr>
-        <w:t>Father</w:t>
-        <w:tab/>
-        <w:tab/>
-        <w:t>:</w:t>
-        <w:tab/>
-        <w:t>NIL</w:t>
-      </w:r>
-    </w:p>
-    <w:p>
-      <w:pPr>
-        <w:pStyle w:val="ListNumber"/>
-        <w:spacing w:before="0" w:after="40"/>
-        <w:ind w:left="720"/>
-      </w:pPr>
-      <w:r>
-        <w:rPr>
-          <w:rFonts w:ascii="Adani" w:hAnsi="Adani"/>
-          <w:b w:val="0"/>
-          <w:sz w:val="20"/>
-          <w:u w:val="none"/>
-        </w:rPr>
-        <w:t>Mother</w:t>
-        <w:tab/>
-        <w:tab/>
-        <w:t>:</w:t>
-        <w:tab/>
-        <w:t>NIL</w:t>
-      </w:r>
-    </w:p>
-    <w:p>
-      <w:pPr>
-        <w:pStyle w:val="ListNumber"/>
-        <w:spacing w:before="0" w:after="40"/>
-        <w:ind w:left="720"/>
-      </w:pPr>
-      <w:r>
-        <w:rPr>
-          <w:rFonts w:ascii="Adani" w:hAnsi="Adani"/>
-          <w:b w:val="0"/>
-          <w:sz w:val="20"/>
-          <w:u w:val="none"/>
-        </w:rPr>
-        <w:t>Son</w:t>
-        <w:tab/>
-        <w:tab/>
-        <w:t>:</w:t>
-        <w:tab/>
-        <w:t>NIL</w:t>
-      </w:r>
-    </w:p>
-    <w:p>
-      <w:pPr>
-        <w:pStyle w:val="ListNumber"/>
-        <w:spacing w:before="0" w:after="40"/>
-        <w:ind w:left="720"/>
-      </w:pPr>
-      <w:r>
-        <w:rPr>
-          <w:rFonts w:ascii="Adani" w:hAnsi="Adani"/>
-          <w:b w:val="0"/>
-          <w:sz w:val="20"/>
-          <w:u w:val="none"/>
-        </w:rPr>
-        <w:t>Son's Wife</w:t>
-        <w:tab/>
-        <w:tab/>
-        <w:t>:</w:t>
-        <w:tab/>
-        <w:t>NIL</w:t>
-      </w:r>
-    </w:p>
-    <w:p>
-      <w:pPr>
-        <w:pStyle w:val="ListNumber"/>
-        <w:spacing w:before="0" w:after="40"/>
-        <w:ind w:left="720"/>
-      </w:pPr>
-      <w:r>
-        <w:rPr>
-          <w:rFonts w:ascii="Adani" w:hAnsi="Adani"/>
-          <w:b w:val="0"/>
-          <w:sz w:val="20"/>
-          <w:u w:val="none"/>
-        </w:rPr>
-        <w:t>Daughter</w:t>
-        <w:tab/>
-        <w:tab/>
-        <w:t>:</w:t>
-        <w:tab/>
-        <w:t>NIL</w:t>
-      </w:r>
-    </w:p>
-    <w:p>
-      <w:pPr>
-        <w:pStyle w:val="ListNumber"/>
-        <w:spacing w:before="0" w:after="40"/>
-        <w:ind w:left="720"/>
-      </w:pPr>
-      <w:r>
-        <w:rPr>
-          <w:rFonts w:ascii="Adani" w:hAnsi="Adani"/>
-          <w:b w:val="0"/>
-          <w:sz w:val="20"/>
-          <w:u w:val="none"/>
-        </w:rPr>
-        <w:t>Daughter's Husband</w:t>
-        <w:tab/>
-        <w:tab/>
-        <w:t>:</w:t>
-        <w:tab/>
-        <w:t>NIL</w:t>
-      </w:r>
-    </w:p>
-    <w:p>
-      <w:pPr>
-        <w:pStyle w:val="ListNumber"/>
-        <w:spacing w:before="0" w:after="40"/>
-        <w:ind w:left="720"/>
-      </w:pPr>
-      <w:r>
-        <w:rPr>
-          <w:rFonts w:ascii="Adani" w:hAnsi="Adani"/>
-          <w:b w:val="0"/>
-          <w:sz w:val="20"/>
-          <w:u w:val="none"/>
-        </w:rPr>
-        <w:t>Brother</w:t>
-        <w:tab/>
-        <w:tab/>
-        <w:t>:</w:t>
-        <w:tab/>
-        <w:t>NIL</w:t>
-      </w:r>
-    </w:p>
-    <w:p>
-      <w:pPr>
-        <w:pStyle w:val="ListNumber"/>
-        <w:spacing w:before="0" w:after="40"/>
-        <w:ind w:left="720"/>
-      </w:pPr>
-      <w:r>
-        <w:rPr>
-          <w:rFonts w:ascii="Adani" w:hAnsi="Adani"/>
-          <w:b w:val="0"/>
-          <w:sz w:val="20"/>
-          <w:u w:val="none"/>
-        </w:rPr>
-        <w:t>Sister</w:t>
-        <w:tab/>
-        <w:tab/>
-        <w:t>:</w:t>
-        <w:tab/>
-        <w:t>NIL</w:t>
-      </w:r>
-    </w:p>
+    <w:tbl>
+      <w:tblPr>
+        <w:tblW w:type="auto" w:w="0"/>
+        <w:jc w:val="left"/>
+        <w:tblLook w:firstColumn="1" w:firstRow="1" w:lastColumn="0" w:lastRow="0" w:noHBand="0" w:noVBand="1" w:val="04A0"/>
+      </w:tblPr>
+      <w:tblGrid>
+        <w:gridCol w:w="4536"/>
+        <w:gridCol w:w="4536"/>
+      </w:tblGrid>
+      <w:tr>
+        <w:tc>
+          <w:tcPr>
+            <w:tcW w:type="dxa" w:w="4536"/>
+            <w:tcBorders>
+              <w:top w:val="none"/>
+              <w:bottom w:val="none"/>
+              <w:left w:val="none"/>
+              <w:right w:val="none"/>
+            </w:tcBorders>
+          </w:tcPr>
+          <w:p>
+            <w:pPr>
+              <w:ind w:left="720"/>
+            </w:pPr>
+            <w:r>
+              <w:rPr>
+                <w:rFonts w:ascii="Adani" w:hAnsi="Adani"/>
+                <w:b w:val="0"/>
+                <w:sz w:val="20"/>
+                <w:u w:val="none"/>
+              </w:rPr>
+              <w:t>1.</w:t>
+              <w:tab/>
+              <w:t>Father</w:t>
+              <w:tab/>
+              <w:t>:</w:t>
+            </w:r>
+          </w:p>
+        </w:tc>
+        <w:tc>
+          <w:tcPr>
+            <w:tcW w:type="dxa" w:w="4536"/>
+            <w:tcBorders>
+              <w:top w:val="none"/>
+              <w:bottom w:val="none"/>
+              <w:left w:val="none"/>
+              <w:right w:val="none"/>
+            </w:tcBorders>
+          </w:tcPr>
+          <w:p>
+            <w:r>
+              <w:rPr>
+                <w:rFonts w:ascii="Adani" w:hAnsi="Adani"/>
+                <w:b w:val="0"/>
+                <w:sz w:val="20"/>
+                <w:u w:val="none"/>
+              </w:rPr>
+              <w:t>NIL</w:t>
+            </w:r>
+          </w:p>
+        </w:tc>
+      </w:tr>
+      <w:tr>
+        <w:tc>
+          <w:tcPr>
+            <w:tcW w:type="dxa" w:w="4536"/>
+            <w:tcBorders>
+              <w:top w:val="none"/>
+              <w:bottom w:val="none"/>
+              <w:left w:val="none"/>
+              <w:right w:val="none"/>
+            </w:tcBorders>
+          </w:tcPr>
+          <w:p>
+            <w:pPr>
+              <w:ind w:left="720"/>
+            </w:pPr>
+            <w:r>
+              <w:rPr>
+                <w:rFonts w:ascii="Adani" w:hAnsi="Adani"/>
+                <w:b w:val="0"/>
+                <w:sz w:val="20"/>
+                <w:u w:val="none"/>
+              </w:rPr>
+              <w:t>2.</w:t>
+              <w:tab/>
+              <w:t>Mother</w:t>
+              <w:tab/>
+              <w:t>:</w:t>
+            </w:r>
+          </w:p>
+        </w:tc>
+        <w:tc>
+          <w:tcPr>
+            <w:tcW w:type="dxa" w:w="4536"/>
+            <w:tcBorders>
+              <w:top w:val="none"/>
+              <w:bottom w:val="none"/>
+              <w:left w:val="none"/>
+              <w:right w:val="none"/>
+            </w:tcBorders>
+          </w:tcPr>
+          <w:p>
+            <w:r>
+              <w:rPr>
+                <w:rFonts w:ascii="Adani" w:hAnsi="Adani"/>
+                <w:b w:val="0"/>
+                <w:sz w:val="20"/>
+                <w:u w:val="none"/>
+              </w:rPr>
+              <w:t>NIL</w:t>
+            </w:r>
+          </w:p>
+        </w:tc>
+      </w:tr>
+      <w:tr>
+        <w:tc>
+          <w:tcPr>
+            <w:tcW w:type="dxa" w:w="4536"/>
+            <w:tcBorders>
+              <w:top w:val="none"/>
+              <w:bottom w:val="none"/>
+              <w:left w:val="none"/>
+              <w:right w:val="none"/>
+            </w:tcBorders>
+          </w:tcPr>
+          <w:p>
+            <w:pPr>
+              <w:ind w:left="720"/>
+            </w:pPr>
+            <w:r>
+              <w:rPr>
+                <w:rFonts w:ascii="Adani" w:hAnsi="Adani"/>
+                <w:b w:val="0"/>
+                <w:sz w:val="20"/>
+                <w:u w:val="none"/>
+              </w:rPr>
+              <w:t>3.</w:t>
+              <w:tab/>
+              <w:t>Son</w:t>
+              <w:tab/>
+              <w:t>:</w:t>
+            </w:r>
+          </w:p>
+        </w:tc>
+        <w:tc>
+          <w:tcPr>
+            <w:tcW w:type="dxa" w:w="4536"/>
+            <w:tcBorders>
+              <w:top w:val="none"/>
+              <w:bottom w:val="none"/>
+              <w:left w:val="none"/>
+              <w:right w:val="none"/>
+            </w:tcBorders>
+          </w:tcPr>
+          <w:p>
+            <w:r>
+              <w:rPr>
+                <w:rFonts w:ascii="Adani" w:hAnsi="Adani"/>
+                <w:b w:val="0"/>
+                <w:sz w:val="20"/>
+                <w:u w:val="none"/>
+              </w:rPr>
+              <w:t>NIL</w:t>
+            </w:r>
+          </w:p>
+        </w:tc>
+      </w:tr>
+      <w:tr>
+        <w:tc>
+          <w:tcPr>
+            <w:tcW w:type="dxa" w:w="4536"/>
+            <w:tcBorders>
+              <w:top w:val="none"/>
+              <w:bottom w:val="none"/>
+              <w:left w:val="none"/>
+              <w:right w:val="none"/>
+            </w:tcBorders>
+          </w:tcPr>
+          <w:p>
+            <w:pPr>
+              <w:ind w:left="720"/>
+            </w:pPr>
+            <w:r>
+              <w:rPr>
+                <w:rFonts w:ascii="Adani" w:hAnsi="Adani"/>
+                <w:b w:val="0"/>
+                <w:sz w:val="20"/>
+                <w:u w:val="none"/>
+              </w:rPr>
+              <w:t>4.</w:t>
+              <w:tab/>
+              <w:t>Son's Wife</w:t>
+              <w:tab/>
+              <w:t>:</w:t>
+            </w:r>
+          </w:p>
+        </w:tc>
+        <w:tc>
+          <w:tcPr>
+            <w:tcW w:type="dxa" w:w="4536"/>
+            <w:tcBorders>
+              <w:top w:val="none"/>
+              <w:bottom w:val="none"/>
+              <w:left w:val="none"/>
+              <w:right w:val="none"/>
+            </w:tcBorders>
+          </w:tcPr>
+          <w:p>
+            <w:r>
+              <w:rPr>
+                <w:rFonts w:ascii="Adani" w:hAnsi="Adani"/>
+                <w:b w:val="0"/>
+                <w:sz w:val="20"/>
+                <w:u w:val="none"/>
+              </w:rPr>
+              <w:t>NIL</w:t>
+            </w:r>
+          </w:p>
+        </w:tc>
+      </w:tr>
+      <w:tr>
+        <w:tc>
+          <w:tcPr>
+            <w:tcW w:type="dxa" w:w="4536"/>
+            <w:tcBorders>
+              <w:top w:val="none"/>
+              <w:bottom w:val="none"/>
+              <w:left w:val="none"/>
+              <w:right w:val="none"/>
+            </w:tcBorders>
+          </w:tcPr>
+          <w:p>
+            <w:pPr>
+              <w:ind w:left="720"/>
+            </w:pPr>
+            <w:r>
+              <w:rPr>
+                <w:rFonts w:ascii="Adani" w:hAnsi="Adani"/>
+                <w:b w:val="0"/>
+                <w:sz w:val="20"/>
+                <w:u w:val="none"/>
+              </w:rPr>
+              <w:t>5.</w:t>
+              <w:tab/>
+              <w:t>Daughter</w:t>
+              <w:tab/>
+              <w:t>:</w:t>
+            </w:r>
+          </w:p>
+        </w:tc>
+        <w:tc>
+          <w:tcPr>
+            <w:tcW w:type="dxa" w:w="4536"/>
+            <w:tcBorders>
+              <w:top w:val="none"/>
+              <w:bottom w:val="none"/>
+              <w:left w:val="none"/>
+              <w:right w:val="none"/>
+            </w:tcBorders>
+          </w:tcPr>
+          <w:p>
+            <w:r>
+              <w:rPr>
+                <w:rFonts w:ascii="Adani" w:hAnsi="Adani"/>
+                <w:b w:val="0"/>
+                <w:sz w:val="20"/>
+                <w:u w:val="none"/>
+              </w:rPr>
+              <w:t>NIL</w:t>
+            </w:r>
+          </w:p>
+        </w:tc>
+      </w:tr>
+      <w:tr>
+        <w:tc>
+          <w:tcPr>
+            <w:tcW w:type="dxa" w:w="4536"/>
+            <w:tcBorders>
+              <w:top w:val="none"/>
+              <w:bottom w:val="none"/>
+              <w:left w:val="none"/>
+              <w:right w:val="none"/>
+            </w:tcBorders>
+          </w:tcPr>
+          <w:p>
+            <w:pPr>
+              <w:ind w:left="720"/>
+            </w:pPr>
+            <w:r>
+              <w:rPr>
+                <w:rFonts w:ascii="Adani" w:hAnsi="Adani"/>
+                <w:b w:val="0"/>
+                <w:sz w:val="20"/>
+                <w:u w:val="none"/>
+              </w:rPr>
+              <w:t>6.</w:t>
+              <w:tab/>
+              <w:t>Daughter's Husband</w:t>
+              <w:tab/>
+              <w:t>:</w:t>
+            </w:r>
+          </w:p>
+        </w:tc>
+        <w:tc>
+          <w:tcPr>
+            <w:tcW w:type="dxa" w:w="4536"/>
+            <w:tcBorders>
+              <w:top w:val="none"/>
+              <w:bottom w:val="none"/>
+              <w:left w:val="none"/>
+              <w:right w:val="none"/>
+            </w:tcBorders>
+          </w:tcPr>
+          <w:p>
+            <w:r>
+              <w:rPr>
+                <w:rFonts w:ascii="Adani" w:hAnsi="Adani"/>
+                <w:b w:val="0"/>
+                <w:sz w:val="20"/>
+                <w:u w:val="none"/>
+              </w:rPr>
+              <w:t>NIL</w:t>
+            </w:r>
+          </w:p>
+        </w:tc>
+      </w:tr>
+      <w:tr>
+        <w:tc>
+          <w:tcPr>
+            <w:tcW w:type="dxa" w:w="4536"/>
+            <w:tcBorders>
+              <w:top w:val="none"/>
+              <w:bottom w:val="none"/>
+              <w:left w:val="none"/>
+              <w:right w:val="none"/>
+            </w:tcBorders>
+          </w:tcPr>
+          <w:p>
+            <w:pPr>
+              <w:ind w:left="720"/>
+            </w:pPr>
+            <w:r>
+              <w:rPr>
+                <w:rFonts w:ascii="Adani" w:hAnsi="Adani"/>
+                <w:b w:val="0"/>
+                <w:sz w:val="20"/>
+                <w:u w:val="none"/>
+              </w:rPr>
+              <w:t>7.</w:t>
+              <w:tab/>
+              <w:t>Brother</w:t>
+              <w:tab/>
+              <w:t>:</w:t>
+            </w:r>
+          </w:p>
+        </w:tc>
+        <w:tc>
+          <w:tcPr>
+            <w:tcW w:type="dxa" w:w="4536"/>
+            <w:tcBorders>
+              <w:top w:val="none"/>
+              <w:bottom w:val="none"/>
+              <w:left w:val="none"/>
+              <w:right w:val="none"/>
+            </w:tcBorders>
+          </w:tcPr>
+          <w:p>
+            <w:r>
+              <w:rPr>
+                <w:rFonts w:ascii="Adani" w:hAnsi="Adani"/>
+                <w:b w:val="0"/>
+                <w:sz w:val="20"/>
+                <w:u w:val="none"/>
+              </w:rPr>
+              <w:t>NIL</w:t>
+            </w:r>
+          </w:p>
+        </w:tc>
+      </w:tr>
+      <w:tr>
+        <w:tc>
+          <w:tcPr>
+            <w:tcW w:type="dxa" w:w="4536"/>
+            <w:tcBorders>
+              <w:top w:val="none"/>
+              <w:bottom w:val="none"/>
+              <w:left w:val="none"/>
+              <w:right w:val="none"/>
+            </w:tcBorders>
+          </w:tcPr>
+          <w:p>
+            <w:pPr>
+              <w:ind w:left="720"/>
+            </w:pPr>
+            <w:r>
+              <w:rPr>
+                <w:rFonts w:ascii="Adani" w:hAnsi="Adani"/>
+                <w:b w:val="0"/>
+                <w:sz w:val="20"/>
+                <w:u w:val="none"/>
+              </w:rPr>
+              <w:t>8.</w:t>
+              <w:tab/>
+              <w:t>Sister</w:t>
+              <w:tab/>
+              <w:t>:</w:t>
+            </w:r>
+          </w:p>
+        </w:tc>
+        <w:tc>
+          <w:tcPr>
+            <w:tcW w:type="dxa" w:w="4536"/>
+            <w:tcBorders>
+              <w:top w:val="none"/>
+              <w:bottom w:val="none"/>
+              <w:left w:val="none"/>
+              <w:right w:val="none"/>
+            </w:tcBorders>
+          </w:tcPr>
+          <w:p>
+            <w:r>
+              <w:rPr>
+                <w:rFonts w:ascii="Adani" w:hAnsi="Adani"/>
+                <w:b w:val="0"/>
+                <w:sz w:val="20"/>
+                <w:u w:val="none"/>
+              </w:rPr>
+              <w:t>NIL</w:t>
+            </w:r>
+          </w:p>
+        </w:tc>
+      </w:tr>
+    </w:tbl>
     <w:p/>
     <w:p>
       <w:pPr>
@@ -1637,7 +1889,7 @@
                 <w:sz w:val="18"/>
                 <w:u w:val="none"/>
               </w:rPr>
-              <w:t>Date:   07th May, 2026</w:t>
+              <w:t>Date:   15th May, 2026</w:t>
             </w:r>
           </w:p>
         </w:tc>
@@ -1798,7 +2050,7 @@
           <w:sz w:val="20"/>
           <w:u w:val="none"/>
         </w:rPr>
-        <w:t>07th May, 2026</w:t>
+        <w:t>15th May, 2026</w:t>
       </w:r>
     </w:p>
     <w:p>

--- a/Backend/Director_Disclosure/Output_Disclosures/2024-25/PETRONET_ENERGY_LIMITED/MBP-1/MBP1_RAKESH_KUMAR_MISHRA_10798340.docx
+++ b/Backend/Director_Disclosure/Output_Disclosures/2024-25/PETRONET_ENERGY_LIMITED/MBP-1/MBP1_RAKESH_KUMAR_MISHRA_10798340.docx
@@ -852,7 +852,7 @@
                 <w:sz w:val="18"/>
                 <w:u w:val="none"/>
               </w:rPr>
-              <w:t>Date:   15th May, 2026</w:t>
+              <w:t>Date:   27th May, 2026</w:t>
             </w:r>
           </w:p>
         </w:tc>
@@ -1889,7 +1889,7 @@
                 <w:sz w:val="18"/>
                 <w:u w:val="none"/>
               </w:rPr>
-              <w:t>Date:   15th May, 2026</w:t>
+              <w:t>Date:   27th May, 2026</w:t>
             </w:r>
           </w:p>
         </w:tc>
@@ -2050,7 +2050,7 @@
           <w:sz w:val="20"/>
           <w:u w:val="none"/>
         </w:rPr>
-        <w:t>15th May, 2026</w:t>
+        <w:t>27th May, 2026</w:t>
       </w:r>
     </w:p>
     <w:p>

--- a/Backend/Director_Disclosure/Output_Disclosures/2024-25/PETRONET_ENERGY_LIMITED/MBP-1/MBP1_RAKESH_KUMAR_MISHRA_10798340.docx
+++ b/Backend/Director_Disclosure/Output_Disclosures/2024-25/PETRONET_ENERGY_LIMITED/MBP-1/MBP1_RAKESH_KUMAR_MISHRA_10798340.docx
@@ -389,7 +389,7 @@
                 <w:sz w:val="18"/>
                 <w:u w:val="none"/>
               </w:rPr>
-              <w:t>ADANI PETRONET (DAHEJ) PORT LIMITED</w:t>
+              <w:t>PETRONET ENERGY LIMITED</w:t>
             </w:r>
           </w:p>
         </w:tc>
@@ -417,7 +417,7 @@
                 <w:sz w:val="18"/>
                 <w:u w:val="none"/>
               </w:rPr>
-              <w:t>Additional Director</w:t>
+              <w:t>Director</w:t>
             </w:r>
           </w:p>
         </w:tc>
@@ -473,7 +473,7 @@
                 <w:sz w:val="18"/>
                 <w:u w:val="none"/>
               </w:rPr>
-              <w:t>06/01/2025</w:t>
+              <w:t>03/09/2025</w:t>
             </w:r>
           </w:p>
         </w:tc>
@@ -531,7 +531,7 @@
                 <w:sz w:val="18"/>
                 <w:u w:val="none"/>
               </w:rPr>
-              <w:t>PETRONET ENERGY LIMITED</w:t>
+              <w:t>ADANI PETRONET (DAHEJ) PORT LIMITED</w:t>
             </w:r>
           </w:p>
         </w:tc>
@@ -559,7 +559,7 @@
                 <w:sz w:val="18"/>
                 <w:u w:val="none"/>
               </w:rPr>
-              <w:t>Additional Director</w:t>
+              <w:t>Director</w:t>
             </w:r>
           </w:p>
         </w:tc>
@@ -615,7 +615,7 @@
                 <w:sz w:val="18"/>
                 <w:u w:val="none"/>
               </w:rPr>
-              <w:t>07/10/2024</w:t>
+              <w:t>23/06/2025</w:t>
             </w:r>
           </w:p>
         </w:tc>
@@ -852,7 +852,7 @@
                 <w:sz w:val="18"/>
                 <w:u w:val="none"/>
               </w:rPr>
-              <w:t>Date:   27th May, 2026</w:t>
+              <w:t>Date:   09th June, 2026</w:t>
             </w:r>
           </w:p>
         </w:tc>
@@ -896,7 +896,7 @@
                 <w:sz w:val="18"/>
                 <w:u w:val="none"/>
               </w:rPr>
-              <w:t>Designation :  Additional Director</w:t>
+              <w:t>Designation :  Director</w:t>
             </w:r>
           </w:p>
         </w:tc>
@@ -1889,7 +1889,7 @@
                 <w:sz w:val="18"/>
                 <w:u w:val="none"/>
               </w:rPr>
-              <w:t>Date:   27th May, 2026</w:t>
+              <w:t>Date:   09th June, 2026</w:t>
             </w:r>
           </w:p>
         </w:tc>
@@ -1933,7 +1933,7 @@
                 <w:sz w:val="18"/>
                 <w:u w:val="none"/>
               </w:rPr>
-              <w:t>Designation :  Additional Director</w:t>
+              <w:t>Designation :  Director</w:t>
             </w:r>
           </w:p>
         </w:tc>
@@ -2050,7 +2050,7 @@
           <w:sz w:val="20"/>
           <w:u w:val="none"/>
         </w:rPr>
-        <w:t>27th May, 2026</w:t>
+        <w:t>09th June, 2026</w:t>
       </w:r>
     </w:p>
     <w:p>
@@ -2095,7 +2095,7 @@
           <w:sz w:val="20"/>
           <w:u w:val="none"/>
         </w:rPr>
-        <w:t>ADANI PETRONET (DAHEJ) PORT LIMITED</w:t>
+        <w:t>PETRONET ENERGY LIMITED</w:t>
       </w:r>
     </w:p>
     <w:p>
@@ -2110,7 +2110,7 @@
           <w:sz w:val="20"/>
           <w:u w:val="none"/>
         </w:rPr>
-        <w:t>PETRONET ENERGY LIMITED</w:t>
+        <w:t>ADANI PETRONET (DAHEJ) PORT LIMITED</w:t>
       </w:r>
     </w:p>
     <w:p/>
@@ -2171,7 +2171,7 @@
           <w:sz w:val="20"/>
           <w:u w:val="none"/>
         </w:rPr>
-        <w:t>ADANI PETRONET (DAHEJ) PORT LIMITED</w:t>
+        <w:t>PETRONET ENERGY LIMITED</w:t>
       </w:r>
     </w:p>
     <w:p>
@@ -2186,7 +2186,7 @@
           <w:sz w:val="20"/>
           <w:u w:val="none"/>
         </w:rPr>
-        <w:t>PETRONET ENERGY LIMITED</w:t>
+        <w:t>ADANI PETRONET (DAHEJ) PORT LIMITED</w:t>
       </w:r>
     </w:p>
     <w:p/>
@@ -3185,6 +3185,120 @@
                 <w:sz w:val="18"/>
                 <w:u w:val="none"/>
               </w:rPr>
+              <w:t>U11202DL2021PLC377648</w:t>
+            </w:r>
+          </w:p>
+        </w:tc>
+        <w:tc>
+          <w:tcPr>
+            <w:tcW w:type="dxa" w:w="4252"/>
+            <w:shd w:val="clear" w:color="auto" w:fill="FFFFFF"/>
+            <w:tcBorders>
+              <w:top w:val="single" w:sz="4" w:space="0" w:color="000000"/>
+              <w:left w:val="single" w:sz="4" w:space="0" w:color="000000"/>
+              <w:bottom w:val="single" w:sz="4" w:space="0" w:color="000000"/>
+              <w:right w:val="single" w:sz="4" w:space="0" w:color="000000"/>
+            </w:tcBorders>
+            <w:vAlign w:val="center"/>
+          </w:tcPr>
+          <w:p>
+            <w:pPr>
+              <w:spacing w:before="40" w:after="40"/>
+              <w:jc w:val="left"/>
+            </w:pPr>
+            <w:r>
+              <w:rPr>
+                <w:rFonts w:ascii="Adani" w:hAnsi="Adani"/>
+                <w:b w:val="0"/>
+                <w:sz w:val="18"/>
+                <w:u w:val="none"/>
+              </w:rPr>
+              <w:t>PETRONET ENERGY LIMITED</w:t>
+            </w:r>
+          </w:p>
+        </w:tc>
+        <w:tc>
+          <w:tcPr>
+            <w:tcW w:type="dxa" w:w="1587"/>
+            <w:shd w:val="clear" w:color="auto" w:fill="FFFFFF"/>
+            <w:tcBorders>
+              <w:top w:val="single" w:sz="4" w:space="0" w:color="000000"/>
+              <w:left w:val="single" w:sz="4" w:space="0" w:color="000000"/>
+              <w:bottom w:val="single" w:sz="4" w:space="0" w:color="000000"/>
+              <w:right w:val="single" w:sz="4" w:space="0" w:color="000000"/>
+            </w:tcBorders>
+            <w:vAlign w:val="center"/>
+          </w:tcPr>
+          <w:p>
+            <w:pPr>
+              <w:spacing w:before="40" w:after="40"/>
+              <w:jc w:val="left"/>
+            </w:pPr>
+            <w:r>
+              <w:rPr>
+                <w:rFonts w:ascii="Adani" w:hAnsi="Adani"/>
+                <w:b w:val="0"/>
+                <w:sz w:val="18"/>
+                <w:u w:val="none"/>
+              </w:rPr>
+              <w:t>Director</w:t>
+            </w:r>
+          </w:p>
+        </w:tc>
+        <w:tc>
+          <w:tcPr>
+            <w:tcW w:type="dxa" w:w="1304"/>
+            <w:shd w:val="clear" w:color="auto" w:fill="FFFFFF"/>
+            <w:tcBorders>
+              <w:top w:val="single" w:sz="4" w:space="0" w:color="000000"/>
+              <w:left w:val="single" w:sz="4" w:space="0" w:color="000000"/>
+              <w:bottom w:val="single" w:sz="4" w:space="0" w:color="000000"/>
+              <w:right w:val="single" w:sz="4" w:space="0" w:color="000000"/>
+            </w:tcBorders>
+            <w:vAlign w:val="center"/>
+          </w:tcPr>
+          <w:p>
+            <w:pPr>
+              <w:spacing w:before="40" w:after="40"/>
+              <w:jc w:val="left"/>
+            </w:pPr>
+            <w:r>
+              <w:rPr>
+                <w:rFonts w:ascii="Adani" w:hAnsi="Adani"/>
+                <w:b w:val="0"/>
+                <w:sz w:val="18"/>
+                <w:u w:val="none"/>
+              </w:rPr>
+              <w:t>03/09/2025</w:t>
+            </w:r>
+          </w:p>
+        </w:tc>
+      </w:tr>
+      <w:tr>
+        <w:tc>
+          <w:tcPr>
+            <w:tcW w:type="dxa" w:w="2268"/>
+            <w:shd w:val="clear" w:color="auto" w:fill="FFFFFF"/>
+            <w:tcBorders>
+              <w:top w:val="single" w:sz="4" w:space="0" w:color="000000"/>
+              <w:left w:val="single" w:sz="4" w:space="0" w:color="000000"/>
+              <w:bottom w:val="single" w:sz="4" w:space="0" w:color="000000"/>
+              <w:right w:val="single" w:sz="4" w:space="0" w:color="000000"/>
+            </w:tcBorders>
+            <w:vAlign w:val="center"/>
+          </w:tcPr>
+          <w:p>
+            <w:pPr>
+              <w:spacing w:before="40" w:after="40"/>
+              <w:jc w:val="left"/>
+            </w:pPr>
+            <w:r>
+              <w:rPr>
+                <w:rFonts w:ascii="Adani" w:hAnsi="Adani"/>
+                <w:b w:val="0"/>
+                <w:sz w:val="18"/>
+                <w:u w:val="none"/>
+              </w:rPr>
               <w:t>U63012GJ2003PLC041919</w:t>
             </w:r>
           </w:p>
@@ -3241,7 +3355,7 @@
                 <w:sz w:val="18"/>
                 <w:u w:val="none"/>
               </w:rPr>
-              <w:t>Additional Director</w:t>
+              <w:t>Director</w:t>
             </w:r>
           </w:p>
         </w:tc>
@@ -3269,121 +3383,7 @@
                 <w:sz w:val="18"/>
                 <w:u w:val="none"/>
               </w:rPr>
-              <w:t>06/01/2025</w:t>
-            </w:r>
-          </w:p>
-        </w:tc>
-      </w:tr>
-      <w:tr>
-        <w:tc>
-          <w:tcPr>
-            <w:tcW w:type="dxa" w:w="2268"/>
-            <w:shd w:val="clear" w:color="auto" w:fill="FFFFFF"/>
-            <w:tcBorders>
-              <w:top w:val="single" w:sz="4" w:space="0" w:color="000000"/>
-              <w:left w:val="single" w:sz="4" w:space="0" w:color="000000"/>
-              <w:bottom w:val="single" w:sz="4" w:space="0" w:color="000000"/>
-              <w:right w:val="single" w:sz="4" w:space="0" w:color="000000"/>
-            </w:tcBorders>
-            <w:vAlign w:val="center"/>
-          </w:tcPr>
-          <w:p>
-            <w:pPr>
-              <w:spacing w:before="40" w:after="40"/>
-              <w:jc w:val="left"/>
-            </w:pPr>
-            <w:r>
-              <w:rPr>
-                <w:rFonts w:ascii="Adani" w:hAnsi="Adani"/>
-                <w:b w:val="0"/>
-                <w:sz w:val="18"/>
-                <w:u w:val="none"/>
-              </w:rPr>
-              <w:t>U11202DL2021PLC377648</w:t>
-            </w:r>
-          </w:p>
-        </w:tc>
-        <w:tc>
-          <w:tcPr>
-            <w:tcW w:type="dxa" w:w="4252"/>
-            <w:shd w:val="clear" w:color="auto" w:fill="FFFFFF"/>
-            <w:tcBorders>
-              <w:top w:val="single" w:sz="4" w:space="0" w:color="000000"/>
-              <w:left w:val="single" w:sz="4" w:space="0" w:color="000000"/>
-              <w:bottom w:val="single" w:sz="4" w:space="0" w:color="000000"/>
-              <w:right w:val="single" w:sz="4" w:space="0" w:color="000000"/>
-            </w:tcBorders>
-            <w:vAlign w:val="center"/>
-          </w:tcPr>
-          <w:p>
-            <w:pPr>
-              <w:spacing w:before="40" w:after="40"/>
-              <w:jc w:val="left"/>
-            </w:pPr>
-            <w:r>
-              <w:rPr>
-                <w:rFonts w:ascii="Adani" w:hAnsi="Adani"/>
-                <w:b w:val="0"/>
-                <w:sz w:val="18"/>
-                <w:u w:val="none"/>
-              </w:rPr>
-              <w:t>PETRONET ENERGY LIMITED</w:t>
-            </w:r>
-          </w:p>
-        </w:tc>
-        <w:tc>
-          <w:tcPr>
-            <w:tcW w:type="dxa" w:w="1587"/>
-            <w:shd w:val="clear" w:color="auto" w:fill="FFFFFF"/>
-            <w:tcBorders>
-              <w:top w:val="single" w:sz="4" w:space="0" w:color="000000"/>
-              <w:left w:val="single" w:sz="4" w:space="0" w:color="000000"/>
-              <w:bottom w:val="single" w:sz="4" w:space="0" w:color="000000"/>
-              <w:right w:val="single" w:sz="4" w:space="0" w:color="000000"/>
-            </w:tcBorders>
-            <w:vAlign w:val="center"/>
-          </w:tcPr>
-          <w:p>
-            <w:pPr>
-              <w:spacing w:before="40" w:after="40"/>
-              <w:jc w:val="left"/>
-            </w:pPr>
-            <w:r>
-              <w:rPr>
-                <w:rFonts w:ascii="Adani" w:hAnsi="Adani"/>
-                <w:b w:val="0"/>
-                <w:sz w:val="18"/>
-                <w:u w:val="none"/>
-              </w:rPr>
-              <w:t>Additional Director</w:t>
-            </w:r>
-          </w:p>
-        </w:tc>
-        <w:tc>
-          <w:tcPr>
-            <w:tcW w:type="dxa" w:w="1304"/>
-            <w:shd w:val="clear" w:color="auto" w:fill="FFFFFF"/>
-            <w:tcBorders>
-              <w:top w:val="single" w:sz="4" w:space="0" w:color="000000"/>
-              <w:left w:val="single" w:sz="4" w:space="0" w:color="000000"/>
-              <w:bottom w:val="single" w:sz="4" w:space="0" w:color="000000"/>
-              <w:right w:val="single" w:sz="4" w:space="0" w:color="000000"/>
-            </w:tcBorders>
-            <w:vAlign w:val="center"/>
-          </w:tcPr>
-          <w:p>
-            <w:pPr>
-              <w:spacing w:before="40" w:after="40"/>
-              <w:jc w:val="left"/>
-            </w:pPr>
-            <w:r>
-              <w:rPr>
-                <w:rFonts w:ascii="Adani" w:hAnsi="Adani"/>
-                <w:b w:val="0"/>
-                <w:sz w:val="18"/>
-                <w:u w:val="none"/>
-              </w:rPr>
-              <w:t>07/10/2024</w:t>
+              <w:t>23/06/2025</w:t>
             </w:r>
           </w:p>
         </w:tc>
